--- a/docs/The_Method_Science_Backed_DIY_Guide.docx
+++ b/docs/The_Method_Science_Backed_DIY_Guide.docx
@@ -170,7 +170,7 @@
           <w:sz w:val="22"/>
           <w:szCs w:val="22"/>
         </w:rPr>
-        <w:t xml:space="preserve">How to use this guide. Read straight through once for the full system. Then use it as a reference — each chapter is self-contained and includes practical DIY steps, common pitfalls, and the peer-reviewed research behind the technique.</w:t>
+        <w:t xml:space="preserve">How to use this guide. Read straight through once for the full system. Then use it as a reference, each chapter is self-contained and includes practical DIY steps, common pitfalls, and the peer-reviewed research behind the technique.</w:t>
       </w:r>
     </w:p>
     <w:p>
@@ -197,7 +197,7 @@
           <w:sz w:val="20"/>
           <w:szCs w:val="20"/>
         </w:rPr>
-        <w:t xml:space="preserve">Cómo usar esta guía. Léela completa una vez para entender el sistema. Después úsala como referencia — cada capítulo es independiente e incluye pasos prácticos, errores comunes, y la investigación científica que respalda cada técnica.</w:t>
+        <w:t xml:space="preserve">Cómo usar esta guía. Léela completa una vez para entender el sistema. Después úsala como referencia, cada capítulo es independiente e incluye pasos prácticos, errores comunes, y la investigación científica que respalda cada técnica.</w:t>
       </w:r>
     </w:p>
     <w:p>
@@ -328,7 +328,7 @@
           <w:sz w:val="18"/>
           <w:szCs w:val="18"/>
         </w:rPr>
-        <w:t xml:space="preserve">Specific, measurable, personal — and why it matters.</w:t>
+        <w:t xml:space="preserve">Specific, measurable, personal, and why it matters.</w:t>
       </w:r>
     </w:p>
     <w:p>
@@ -365,7 +365,7 @@
           <w:sz w:val="17"/>
           <w:szCs w:val="17"/>
         </w:rPr>
-        <w:t xml:space="preserve">Específicas, medibles, personales — y por qué importa.</w:t>
+        <w:t xml:space="preserve">Específicas, medibles, personales, y por qué importa.</w:t>
       </w:r>
     </w:p>
     <w:p>
@@ -392,7 +392,7 @@
           <w:sz w:val="22"/>
           <w:szCs w:val="22"/>
         </w:rPr>
-        <w:t xml:space="preserve">Sounds First — The Phonology Foundation</w:t>
+        <w:t xml:space="preserve">Sounds First, The Phonology Foundation</w:t>
       </w:r>
       <w:r>
         <w:rPr>
@@ -429,7 +429,7 @@
           <w:sz w:val="18"/>
           <w:szCs w:val="18"/>
         </w:rPr>
-        <w:t xml:space="preserve">Sonidos primero — La base fonológica</w:t>
+        <w:t xml:space="preserve">Sonidos primero, La base fonológica</w:t>
       </w:r>
       <w:r>
         <w:rPr>
@@ -476,7 +476,7 @@
           <w:sz w:val="22"/>
           <w:szCs w:val="22"/>
         </w:rPr>
-        <w:t xml:space="preserve">Smart Encoding — Multimodal Memory</w:t>
+        <w:t xml:space="preserve">Smart Encoding, Multimodal Memory</w:t>
       </w:r>
       <w:r>
         <w:rPr>
@@ -513,7 +513,7 @@
           <w:sz w:val="18"/>
           <w:szCs w:val="18"/>
         </w:rPr>
-        <w:t xml:space="preserve">Codificación inteligente — Memoria multimodal</w:t>
+        <w:t xml:space="preserve">Codificación inteligente, Memoria multimodal</w:t>
       </w:r>
       <w:r>
         <w:rPr>
@@ -916,7 +916,7 @@
           <w:sz w:val="18"/>
           <w:szCs w:val="18"/>
         </w:rPr>
-        <w:t xml:space="preserve">Generate decks and drills — not endless conversation.</w:t>
+        <w:t xml:space="preserve">Generate decks and drills, not endless conversation.</w:t>
       </w:r>
     </w:p>
     <w:p>
@@ -953,7 +953,7 @@
           <w:sz w:val="17"/>
           <w:szCs w:val="17"/>
         </w:rPr>
-        <w:t xml:space="preserve">Genera mazos y ejercicios — no conversación interminable.</w:t>
+        <w:t xml:space="preserve">Genera mazos y ejercicios, no conversación interminable.</w:t>
       </w:r>
     </w:p>
     <w:p>
@@ -1112,7 +1112,7 @@
           <w:sz w:val="22"/>
           <w:szCs w:val="22"/>
         </w:rPr>
-        <w:t xml:space="preserve">It is intentionally tool-light. You need a notebook, a phone, and Anki (free). Optional: a paid AI assistant. Everything else — listening sources, vocabulary lists, pronunciation videos — is free on the public web. The system is designed for absolute beginners (CEFR A0–A1) who want to reach intermediate fluency in 6–12 months.</w:t>
+        <w:t xml:space="preserve">It is intentionally tool-light. You need a notebook, a phone, and Anki (free). Optional: a paid AI assistant. Everything else, listening sources, vocabulary lists, pronunciation videos, is free on the public web. The system is designed for absolute beginners (CEFR A0–A1) who want to reach intermediate fluency in 6–12 months.</w:t>
       </w:r>
     </w:p>
     <w:p>
@@ -1139,7 +1139,7 @@
           <w:sz w:val="20"/>
           <w:szCs w:val="20"/>
         </w:rPr>
-        <w:t xml:space="preserve">Usa pocas herramientas a propósito. Necesitas: un cuaderno, un teléfono, y Anki (gratis). Opcional: un asistente de IA pagado. Todo lo demás — fuentes de escucha, listas de vocabulario, videos de pronunciación — es gratis en internet. Diseñado para principiantes absolutos (A0–A1) que quieren llegar a fluidez intermedia en 6–12 meses.</w:t>
+        <w:t xml:space="preserve">Usa pocas herramientas a propósito. Necesitas: un cuaderno, un teléfono, y Anki (gratis). Opcional: un asistente de IA pagado. Todo lo demás, fuentes de escucha, listas de vocabulario, videos de pronunciación, es gratis en internet. Diseñado para principiantes absolutos (A0–A1) que quieren llegar a fluidez intermedia en 6–12 meses.</w:t>
       </w:r>
     </w:p>
     <w:p>
@@ -1153,7 +1153,7 @@
           <w:sz w:val="22"/>
           <w:szCs w:val="22"/>
         </w:rPr>
-        <w:t xml:space="preserve">Three commitments to make right now: (1) practice daily, even when short; (2) keep your evidence base — your Anki deck, your notebook, your recordings — in one place; (3) review your progress quarterly and pivot what isn't working. The rest of this guide is the how.</w:t>
+        <w:t xml:space="preserve">Three commitments to make right now: (1) practice daily, even when short; (2) keep your evidence base, your Anki deck, your notebook, your recordings, in one place; (3) review your progress quarterly and pivot what isn't working. The rest of this guide is the how.</w:t>
       </w:r>
     </w:p>
     <w:p>
@@ -1180,7 +1180,7 @@
           <w:sz w:val="20"/>
           <w:szCs w:val="20"/>
         </w:rPr>
-        <w:t xml:space="preserve">Tres compromisos ahora mismo: (1) practica todos los días, aunque sea poco; (2) mantén tu evidencia — tu mazo de Anki, tu cuaderno, tus grabaciones — en un solo lugar; (3) revisa tu progreso cada 3 meses y ajusta lo que no esté funcionando. El resto de la guía es el cómo.</w:t>
+        <w:t xml:space="preserve">Tres compromisos ahora mismo: (1) practica todos los días, aunque sea poco; (2) mantén tu evidencia, tu mazo de Anki, tu cuaderno, tus grabaciones, en un solo lugar; (3) revisa tu progreso cada 3 meses y ajusta lo que no esté funcionando. El resto de la guía es el cómo.</w:t>
       </w:r>
     </w:p>
     <w:tbl>
@@ -1261,7 +1261,7 @@
                 <w:sz w:val="21"/>
                 <w:szCs w:val="21"/>
               </w:rPr>
-              <w:t xml:space="preserve">Every research callout in this guide cites peer-reviewed work — meta-analyses, controlled experiments, or theoretical foundations widely cited in the field. Where the popular language-learning advice has gaps or contested claims, this guide tells you. The full reference list is at the end.</w:t>
+              <w:t xml:space="preserve">Every research callout in this guide cites peer-reviewed work, meta-analyses, controlled experiments, or theoretical foundations widely cited in the field. Where the popular language-learning advice has gaps or contested claims, this guide tells you. The full reference list is at the end.</w:t>
             </w:r>
           </w:p>
           <w:p>
@@ -1288,7 +1288,7 @@
                 <w:sz w:val="19"/>
                 <w:szCs w:val="19"/>
               </w:rPr>
-              <w:t xml:space="preserve">Cada llamado de investigación en esta guía cita trabajos revisados por pares — meta-análisis, experimentos controlados, o fundamentos teóricos ampliamente reconocidos. Donde el consejo popular tiene huecos o afirmaciones discutibles, esta guía te lo dice. La lista de referencias completa está al final.</w:t>
+              <w:t xml:space="preserve">Cada llamado de investigación en esta guía cita trabajos revisados por pares, meta-análisis, experimentos controlados, o fundamentos teóricos ampliamente reconocidos. Donde el consejo popular tiene huecos o afirmaciones discutibles, esta guía te lo dice. La lista de referencias completa está al final.</w:t>
             </w:r>
           </w:p>
         </w:tc>
@@ -1386,7 +1386,7 @@
                 <w:sz w:val="21"/>
                 <w:szCs w:val="21"/>
               </w:rPr>
-              <w:t xml:space="preserve">Dr. Taylor Jones (linguist, University of Pennsylvania PhD) walks through the same evidence base this guide is built on — smart encoding, spaced repetition, desirable difficulty, and the difference between popular language-learning advice and what actually works. It's the single most useful free orientation video on the topic.</w:t>
+              <w:t xml:space="preserve">Dr. Taylor Jones (linguist, University of Pennsylvania PhD) walks through the same evidence base this guide is built on, smart encoding, spaced repetition, desirable difficulty, and the difference between popular language-learning advice and what actually works. It's the single most useful free orientation video on the topic.</w:t>
             </w:r>
           </w:p>
           <w:p>
@@ -1413,7 +1413,7 @@
                 <w:sz w:val="19"/>
                 <w:szCs w:val="19"/>
               </w:rPr>
-              <w:t xml:space="preserve">El Dr. Taylor Jones (lingüista, doctorado en la Universidad de Pennsylvania) explica la misma base científica de esta guía — codificación inteligente, repetición espaciada, dificultad deseable, y la diferencia entre el consejo popular y lo que realmente funciona. Es el video gratuito de orientación más útil sobre el tema.</w:t>
+              <w:t xml:space="preserve">El Dr. Taylor Jones (lingüista, doctorado en la Universidad de Pennsylvania) explica la misma base científica de esta guía, codificación inteligente, repetición espaciada, dificultad deseable, y la diferencia entre el consejo popular y lo que realmente funciona. Es el video gratuito de orientación más útil sobre el tema.</w:t>
             </w:r>
           </w:p>
           <w:p>
@@ -1426,7 +1426,7 @@
                 <w:sz w:val="18"/>
                 <w:szCs w:val="18"/>
               </w:rPr>
-              <w:t xml:space="preserve">Language Jones — How to actually learn a language: https://youtu.be/8zaKVFC9Eu4</w:t>
+              <w:t xml:space="preserve">Language Jones, How to actually learn a language: https://youtu.be/8zaKVFC9Eu4</w:t>
             </w:r>
           </w:p>
         </w:tc>
@@ -1547,7 +1547,7 @@
                 <w:sz w:val="22"/>
                 <w:szCs w:val="22"/>
               </w:rPr>
-              <w:t xml:space="preserve">It isn't motivation — it's how learning is structured.</w:t>
+              <w:t xml:space="preserve">It isn't motivation, it's how learning is structured.</w:t>
             </w:r>
           </w:p>
           <w:p>
@@ -1560,7 +1560,7 @@
                 <w:sz w:val="20"/>
                 <w:szCs w:val="20"/>
               </w:rPr>
-              <w:t xml:space="preserve">No es la motivación — es cómo se estructura el aprendizaje.</w:t>
+              <w:t xml:space="preserve">No es la motivación, es cómo se estructura el aprendizaje.</w:t>
             </w:r>
           </w:p>
         </w:tc>
@@ -1611,7 +1611,7 @@
           <w:sz w:val="26"/>
           <w:szCs w:val="26"/>
         </w:rPr>
-        <w:t xml:space="preserve">Adults don't fail at language learning because they aren't smart enough. They fail because the methods most often offered to them — long passive courses, one-shot study sessions, app streaks — are at odds with how human memory actually works.</w:t>
+        <w:t xml:space="preserve">Adults don't fail at language learning because they aren't smart enough. They fail because the methods most often offered to them, long passive courses, one-shot study sessions, app streaks, are at odds with how human memory actually works.</w:t>
       </w:r>
     </w:p>
     <w:p>
@@ -1639,7 +1639,7 @@
           <w:sz w:val="21"/>
           <w:szCs w:val="21"/>
         </w:rPr>
-        <w:t xml:space="preserve">Los adultos no fracasan al aprender un idioma porque no sean inteligentes. Fracasan porque los métodos que se les ofrecen — cursos largos pasivos, sesiones únicas de estudio, rachas de apps — chocan con cómo realmente funciona la memoria humana.</w:t>
+        <w:t xml:space="preserve">Los adultos no fracasan al aprender un idioma porque no sean inteligentes. Fracasan porque los métodos que se les ofrecen, cursos largos pasivos, sesiones únicas de estudio, rachas de apps, chocan con cómo realmente funciona la memoria humana.</w:t>
       </w:r>
     </w:p>
     <w:p>
@@ -1685,7 +1685,7 @@
           <w:sz w:val="22"/>
           <w:szCs w:val="22"/>
         </w:rPr>
-        <w:t xml:space="preserve">Dunlosky and colleagues' large review of learning techniques in Psychological Science in the Public Interest scored common study habits on effect size and generalizability. Re-reading and highlighting were rated low utility. Active retrieval, spaced practice, and interleaving were rated high utility — and these are the techniques most learners are never taught.</w:t>
+        <w:t xml:space="preserve">Dunlosky and colleagues' large review of learning techniques in Psychological Science in the Public Interest scored common study habits on effect size and generalizability. Re-reading and highlighting were rated low utility. Active retrieval, spaced practice, and interleaving were rated high utility, and these are the techniques most learners are never taught.</w:t>
       </w:r>
     </w:p>
     <w:p>
@@ -1712,7 +1712,7 @@
           <w:sz w:val="20"/>
           <w:szCs w:val="20"/>
         </w:rPr>
-        <w:t xml:space="preserve">Releer es el peor método con evidencia que conocemos. La revisión de Dunlosky y colegas calificó los hábitos comunes de estudio. Releer y subrayar fueron calificados como de baja utilidad. La recuperación activa, la práctica espaciada, y la intercalación fueron calificadas de alta utilidad — y son las técnicas que la mayoría nunca aprende.</w:t>
+        <w:t xml:space="preserve">Releer es el peor método con evidencia que conocemos. La revisión de Dunlosky y colegas calificó los hábitos comunes de estudio. Releer y subrayar fueron calificados como de baja utilidad. La recuperación activa, la práctica espaciada, y la intercalación fueron calificadas de alta utilidad, y son las técnicas que la mayoría nunca aprende.</w:t>
       </w:r>
     </w:p>
     <w:p>
@@ -1742,7 +1742,7 @@
           <w:sz w:val="22"/>
           <w:szCs w:val="22"/>
         </w:rPr>
-        <w:t xml:space="preserve">Each act of struggling to retrieve a word — and even getting it wrong — strengthens the long-term memory trace more than easy review does. Bjork and Bjork call this 'desirable difficulty.' Counterintuitively, the conditions that make practice feel hardest in the moment produce the most durable learning.</w:t>
+        <w:t xml:space="preserve">Each act of struggling to retrieve a word, and even getting it wrong, strengthens the long-term memory trace more than easy review does. Bjork and Bjork call this 'desirable difficulty.' Counterintuitively, the conditions that make practice feel hardest in the moment produce the most durable learning.</w:t>
       </w:r>
     </w:p>
     <w:p>
@@ -1769,7 +1769,7 @@
           <w:sz w:val="20"/>
           <w:szCs w:val="20"/>
         </w:rPr>
-        <w:t xml:space="preserve">Olvidar es parte de recordar. Cada vez que luchas por recordar una palabra — incluso si la fallas — refuerza tu memoria de largo plazo más que repasar fácilmente. Bjork y Bjork lo llaman "dificultad deseable." Aunque parezca contradictorio: lo que se siente más difícil en el momento es lo que produce el aprendizaje más duradero.</w:t>
+        <w:t xml:space="preserve">Olvidar es parte de recordar. Cada vez que luchas por recordar una palabra, incluso si la fallas, refuerza tu memoria de largo plazo más que repasar fácilmente. Bjork y Bjork lo llaman "dificultad deseable." Aunque parezca contradictorio: lo que se siente más difícil en el momento es lo que produce el aprendizaje más duradero.</w:t>
       </w:r>
     </w:p>
     <w:p>
@@ -1785,7 +1785,7 @@
           <w:sz w:val="22"/>
           <w:szCs w:val="22"/>
         </w:rPr>
-        <w:t xml:space="preserve">3. Distributed beats massed practice — every time.</w:t>
+        <w:t xml:space="preserve">3. Distributed beats massed practice, every time.</w:t>
       </w:r>
     </w:p>
     <w:p>
@@ -1826,7 +1826,7 @@
           <w:sz w:val="20"/>
           <w:szCs w:val="20"/>
         </w:rPr>
-        <w:t xml:space="preserve">Práctica distribuida le gana a la práctica concentrada — siempre. El meta-análisis de Cepeda encontró efectos medianos a grandes en cientos de estudios. El mismo tiempo total de práctica, dividido en sesiones más cortas a lo largo de más días, produce mejor retención a largo plazo que una sola sesión larga.</w:t>
+        <w:t xml:space="preserve">Práctica distribuida le gana a la práctica concentrada, siempre. El meta-análisis de Cepeda encontró efectos medianos a grandes en cientos de estudios. El mismo tiempo total de práctica, dividido en sesiones más cortas a lo largo de más días, produce mejor retención a largo plazo que una sola sesión larga.</w:t>
       </w:r>
     </w:p>
     <w:tbl>
@@ -1907,7 +1907,7 @@
                 <w:sz w:val="21"/>
                 <w:szCs w:val="21"/>
               </w:rPr>
-              <w:t xml:space="preserve">Active recall — testing yourself instead of looking again — produces substantially better long-term retention than passive review across ages, materials, and skill levels.</w:t>
+              <w:t xml:space="preserve">Active recall, testing yourself instead of looking again, produces substantially better long-term retention than passive review across ages, materials, and skill levels.</w:t>
             </w:r>
           </w:p>
           <w:p>
@@ -1934,7 +1934,7 @@
                 <w:sz w:val="19"/>
                 <w:szCs w:val="19"/>
               </w:rPr>
-              <w:t xml:space="preserve">Releer es cómodo, pero no funciona. Recuperar — ponerte a prueba en lugar de mirar otra vez — produce mucho mejor retención a largo plazo en todas las edades, materiales, y niveles.</w:t>
+              <w:t xml:space="preserve">Releer es cómodo, pero no funciona. Recuperar, ponerte a prueba en lugar de mirar otra vez, produce mucho mejor retención a largo plazo en todas las edades, materiales, y niveles.</w:t>
             </w:r>
           </w:p>
           <w:p>
@@ -2109,7 +2109,7 @@
           <w:sz w:val="22"/>
           <w:szCs w:val="22"/>
         </w:rPr>
-        <w:t xml:space="preserve">Plan for short, frequent sessions — not weekend marathons.</w:t>
+        <w:t xml:space="preserve">Plan for short, frequent sessions, not weekend marathons.</w:t>
       </w:r>
     </w:p>
     <w:p>
@@ -2137,7 +2137,7 @@
           <w:sz w:val="19"/>
           <w:szCs w:val="19"/>
         </w:rPr>
-        <w:t xml:space="preserve">Planea sesiones cortas y frecuentes — no maratones de fin de semana.</w:t>
+        <w:t xml:space="preserve">Planea sesiones cortas y frecuentes, no maratones de fin de semana.</w:t>
       </w:r>
     </w:p>
     <w:p>
@@ -2349,7 +2349,7 @@
                 <w:sz w:val="22"/>
                 <w:szCs w:val="22"/>
               </w:rPr>
-              <w:t xml:space="preserve">Specific, measurable, personal — and why it matters.</w:t>
+              <w:t xml:space="preserve">Specific, measurable, personal, and why it matters.</w:t>
             </w:r>
           </w:p>
           <w:p>
@@ -2362,7 +2362,7 @@
                 <w:sz w:val="20"/>
                 <w:szCs w:val="20"/>
               </w:rPr>
-              <w:t xml:space="preserve">Específicas, medibles, personales — y por qué importa.</w:t>
+              <w:t xml:space="preserve">Específicas, medibles, personales, y por qué importa.</w:t>
             </w:r>
           </w:p>
         </w:tc>
@@ -2395,7 +2395,7 @@
           <w:sz w:val="26"/>
           <w:szCs w:val="26"/>
         </w:rPr>
-        <w:t xml:space="preserve">Most beginners set vague goals — 'I want to learn English' — and then can't tell whether they're making progress. Specific goals are the cheapest, highest-leverage move you can make on day one.</w:t>
+        <w:t xml:space="preserve">Most beginners set vague goals, 'I want to learn English', and then can't tell whether they're making progress. Specific goals are the cheapest, highest-leverage move you can make on day one.</w:t>
       </w:r>
     </w:p>
     <w:p>
@@ -2423,7 +2423,7 @@
           <w:sz w:val="21"/>
           <w:szCs w:val="21"/>
         </w:rPr>
-        <w:t xml:space="preserve">La mayoría de principiantes ponen metas vagas — "quiero aprender inglés" — y luego no saben si están avanzando. Las metas específicas son la jugada más barata y de mayor impacto que puedes hacer el primer día.</w:t>
+        <w:t xml:space="preserve">La mayoría de principiantes ponen metas vagas, "quiero aprender inglés", y luego no saben si están avanzando. Las metas específicas son la jugada más barata y de mayor impacto que puedes hacer el primer día.</w:t>
       </w:r>
     </w:p>
     <w:p>
@@ -2588,7 +2588,7 @@
                 <w:sz w:val="19"/>
                 <w:szCs w:val="19"/>
               </w:rPr>
-              <w:t xml:space="preserve">La auto-regulación predice los resultados académicos mejor que el IQ. Décadas de investigación muestran que quienes ponen metas, se monitorean, y reflexionan, superan a sus pares — sin importar su nivel inicial.</w:t>
+              <w:t xml:space="preserve">La auto-regulación predice los resultados académicos mejor que el IQ. Décadas de investigación muestran que quienes ponen metas, se monitorean, y reflexionan, superan a sus pares, sin importar su nivel inicial.</w:t>
             </w:r>
           </w:p>
           <w:p>
@@ -2780,7 +2780,7 @@
           <w:sz w:val="22"/>
           <w:szCs w:val="22"/>
         </w:rPr>
-        <w:t xml:space="preserve">Relevant. Tie it to something in your real life — work, family, travel.</w:t>
+        <w:t xml:space="preserve">Relevant. Tie it to something in your real life, work, family, travel.</w:t>
       </w:r>
     </w:p>
     <w:p>
@@ -2808,7 +2808,7 @@
           <w:sz w:val="19"/>
           <w:szCs w:val="19"/>
         </w:rPr>
-        <w:t xml:space="preserve">Relevante. Conéctala con tu vida real — trabajo, familia, viajes.</w:t>
+        <w:t xml:space="preserve">Relevante. Conéctala con tu vida real, trabajo, familia, viajes.</w:t>
       </w:r>
     </w:p>
     <w:p>
@@ -2885,7 +2885,7 @@
           <w:sz w:val="22"/>
           <w:szCs w:val="22"/>
         </w:rPr>
-        <w:t xml:space="preserve">Cognates (familia/family, información/information) give you thousands of words for free. Set a separate target — 'learn 30 cognates this week' — alongside your main goal. This is one of the fastest possible early wins.</w:t>
+        <w:t xml:space="preserve">Cognates (familia/family, información/information) give you thousands of words for free. Set a separate target, 'learn 30 cognates this week', alongside your main goal. This is one of the fastest possible early wins.</w:t>
       </w:r>
     </w:p>
     <w:p>
@@ -2912,7 +2912,7 @@
           <w:sz w:val="20"/>
           <w:szCs w:val="20"/>
         </w:rPr>
-        <w:t xml:space="preserve">Los cognados (familia/family, información/information) te regalan miles de palabras gratis. Pon una meta separada — "aprender 30 cognados esta semana" — junto con tu meta principal. Es una de las victorias más rápidas posibles al inicio.</w:t>
+        <w:t xml:space="preserve">Los cognados (familia/family, información/information) te regalan miles de palabras gratis. Pon una meta separada, "aprender 30 cognados esta semana", junto con tu meta principal. Es una de las victorias más rápidas posibles al inicio.</w:t>
       </w:r>
     </w:p>
     <w:p>
@@ -3155,7 +3155,7 @@
                 <w:sz w:val="50"/>
                 <w:szCs w:val="50"/>
               </w:rPr>
-              <w:t xml:space="preserve">Sounds First — The Phonology Foundation</w:t>
+              <w:t xml:space="preserve">Sounds First, The Phonology Foundation</w:t>
             </w:r>
           </w:p>
           <w:p>
@@ -3171,7 +3171,7 @@
                 <w:sz w:val="26"/>
                 <w:szCs w:val="26"/>
               </w:rPr>
-              <w:t xml:space="preserve">Sonidos primero — La base fonológica</w:t>
+              <w:t xml:space="preserve">Sonidos primero, La base fonológica</w:t>
             </w:r>
           </w:p>
           <w:p>
@@ -3233,7 +3233,7 @@
           <w:sz w:val="26"/>
           <w:szCs w:val="26"/>
         </w:rPr>
-        <w:t xml:space="preserve">Most courses teach the alphabet. The science says: teach the sounds first. If you can't hear a contrast in English, you'll never produce it consistently — and you'll struggle to recognize words spoken at normal speed.</w:t>
+        <w:t xml:space="preserve">Most courses teach the alphabet. The science says: teach the sounds first. If you can't hear a contrast in English, you'll never produce it consistently, and you'll struggle to recognize words spoken at normal speed.</w:t>
       </w:r>
     </w:p>
     <w:p>
@@ -3261,7 +3261,7 @@
           <w:sz w:val="21"/>
           <w:szCs w:val="21"/>
         </w:rPr>
-        <w:t xml:space="preserve">La mayoría de los cursos enseñan el abecedario. La ciencia dice: enseña los sonidos primero. Si no oyes un contraste en inglés, nunca lo producirás bien — y batallarás para reconocer palabras a velocidad normal.</w:t>
+        <w:t xml:space="preserve">La mayoría de los cursos enseñan el abecedario. La ciencia dice: enseña los sonidos primero. Si no oyes un contraste en inglés, nunca lo producirás bien, y batallarás para reconocer palabras a velocidad normal.</w:t>
       </w:r>
     </w:p>
     <w:tbl>
@@ -4473,7 +4473,7 @@
                 <w:sz w:val="50"/>
                 <w:szCs w:val="50"/>
               </w:rPr>
-              <w:t xml:space="preserve">Smart Encoding — Multimodal Memory</w:t>
+              <w:t xml:space="preserve">Smart Encoding, Multimodal Memory</w:t>
             </w:r>
           </w:p>
           <w:p>
@@ -4489,7 +4489,7 @@
                 <w:sz w:val="26"/>
                 <w:szCs w:val="26"/>
               </w:rPr>
-              <w:t xml:space="preserve">Codificación inteligente — Memoria multimodal</w:t>
+              <w:t xml:space="preserve">Codificación inteligente, Memoria multimodal</w:t>
             </w:r>
           </w:p>
           <w:p>
@@ -4614,7 +4614,7 @@
           <w:sz w:val="22"/>
           <w:szCs w:val="22"/>
         </w:rPr>
-        <w:t xml:space="preserve">Audio. Native speaker pronunciation, ideally — your own recording is second-best.</w:t>
+        <w:t xml:space="preserve">Audio. Native speaker pronunciation, ideally, your own recording is second-best.</w:t>
       </w:r>
     </w:p>
     <w:p>
@@ -4642,7 +4642,7 @@
           <w:sz w:val="19"/>
           <w:szCs w:val="19"/>
         </w:rPr>
-        <w:t xml:space="preserve">Audio. Pronunciación de hablante nativo, idealmente — tu propia grabación es la segunda mejor opción.</w:t>
+        <w:t xml:space="preserve">Audio. Pronunciación de hablante nativo, idealmente, tu propia grabación es la segunda mejor opción.</w:t>
       </w:r>
     </w:p>
     <w:p>
@@ -4864,7 +4864,7 @@
                 <w:sz w:val="21"/>
                 <w:szCs w:val="21"/>
               </w:rPr>
-              <w:t xml:space="preserve">Pairing a word with a corresponding image creates two retrieval paths instead of one and substantially improves long-term retention. The keyword mnemonic technique — linking sound to image — has been shown to outperform rote rehearsal in controlled studies.</w:t>
+              <w:t xml:space="preserve">Pairing a word with a corresponding image creates two retrieval paths instead of one and substantially improves long-term retention. The keyword mnemonic technique, linking sound to image, has been shown to outperform rote rehearsal in controlled studies.</w:t>
             </w:r>
           </w:p>
           <w:p>
@@ -4891,7 +4891,7 @@
                 <w:sz w:val="19"/>
                 <w:szCs w:val="19"/>
               </w:rPr>
-              <w:t xml:space="preserve">La información verbal y visual se guarda en canales separados. Asociar una palabra con una imagen crea dos caminos de recuperación en vez de uno y mejora mucho la retención a largo plazo. La técnica de mnemotecnia con palabra clave — ligar sonido con imagen — supera a la repetición memorística en estudios controlados.</w:t>
+              <w:t xml:space="preserve">La información verbal y visual se guarda en canales separados. Asociar una palabra con una imagen crea dos caminos de recuperación en vez de uno y mejora mucho la retención a largo plazo. La técnica de mnemotecnia con palabra clave, ligar sonido con imagen, supera a la repetición memorística en estudios controlados.</w:t>
             </w:r>
           </w:p>
           <w:p>
@@ -5047,7 +5047,7 @@
           <w:sz w:val="26"/>
           <w:szCs w:val="26"/>
         </w:rPr>
-        <w:t xml:space="preserve">How to build a phonetic mnemonic — worked example · Ejemplo paso a paso</w:t>
+        <w:t xml:space="preserve">How to build a phonetic mnemonic, worked example · Ejemplo paso a paso</w:t>
       </w:r>
     </w:p>
     <w:p>
@@ -5311,7 +5311,7 @@
           <w:sz w:val="22"/>
           <w:szCs w:val="22"/>
         </w:rPr>
-        <w:t xml:space="preserve">Trying to make 'professional' mnemonics. Embarrassing and stupid mnemonics work better — that's the point.</w:t>
+        <w:t xml:space="preserve">Trying to make 'professional' mnemonics. Embarrassing and stupid mnemonics work better, that's the point.</w:t>
       </w:r>
     </w:p>
     <w:p>
@@ -5339,7 +5339,7 @@
           <w:sz w:val="19"/>
           <w:szCs w:val="19"/>
         </w:rPr>
-        <w:t xml:space="preserve">Tratar de hacer mnemotecnias "profesionales." Las absurdas y vergonzosas funcionan mejor — ese es el punto.</w:t>
+        <w:t xml:space="preserve">Tratar de hacer mnemotecnias "profesionales." Las absurdas y vergonzosas funcionan mejor, ese es el punto.</w:t>
       </w:r>
     </w:p>
     <w:p>
@@ -5597,7 +5597,7 @@
           <w:sz w:val="26"/>
           <w:szCs w:val="26"/>
         </w:rPr>
-        <w:t xml:space="preserve">Anki is a free, open-source flashcard program that schedules reviews at the moments you're about to forget — exactly the schedule that produces strongest long-term retention. It is the single highest-leverage tool in this method.</w:t>
+        <w:t xml:space="preserve">Anki is a free, open-source flashcard program that schedules reviews at the moments you're about to forget, exactly the schedule that produces strongest long-term retention. It is the single highest-leverage tool in this method.</w:t>
       </w:r>
     </w:p>
     <w:p>
@@ -5625,7 +5625,7 @@
           <w:sz w:val="21"/>
           <w:szCs w:val="21"/>
         </w:rPr>
-        <w:t xml:space="preserve">Anki es un programa gratis de tarjetas que programa los repasos justo en el momento en que estás por olvidar — el horario que produce la mejor retención a largo plazo. Es la herramienta más poderosa de este método.</w:t>
+        <w:t xml:space="preserve">Anki es un programa gratis de tarjetas que programa los repasos justo en el momento en que estás por olvidar, el horario que produce la mejor retención a largo plazo. Es la herramienta más poderosa de este método.</w:t>
       </w:r>
     </w:p>
     <w:p>
@@ -5707,7 +5707,7 @@
           <w:sz w:val="22"/>
           <w:szCs w:val="22"/>
         </w:rPr>
-        <w:t xml:space="preserve">Cards support image, audio, and rich text — all four channels of smart encoding.</w:t>
+        <w:t xml:space="preserve">Cards support image, audio, and rich text, all four channels of smart encoding.</w:t>
       </w:r>
     </w:p>
     <w:p>
@@ -5735,7 +5735,7 @@
           <w:sz w:val="19"/>
           <w:szCs w:val="19"/>
         </w:rPr>
-        <w:t xml:space="preserve">Las tarjetas aceptan imagen, audio, y texto enriquecido — los cuatro canales de codificación inteligente.</w:t>
+        <w:t xml:space="preserve">Las tarjetas aceptan imagen, audio, y texto enriquecido, los cuatro canales de codificación inteligente.</w:t>
       </w:r>
     </w:p>
     <w:p>
@@ -5829,7 +5829,7 @@
           <w:sz w:val="19"/>
           <w:szCs w:val="19"/>
         </w:rPr>
-        <w:t xml:space="preserve">Permite importar CSV — puedes cargar 50+ tarjetas a la vez (Capítulo 9).</w:t>
+        <w:t xml:space="preserve">Permite importar CSV, puedes cargar 50+ tarjetas a la vez (Capítulo 9).</w:t>
       </w:r>
     </w:p>
     <w:tbl>
@@ -5910,7 +5910,7 @@
                 <w:sz w:val="21"/>
                 <w:szCs w:val="21"/>
               </w:rPr>
-              <w:t xml:space="preserve">Retrieving information from memory — even when you fail — produces stronger long-term retention than re-reading the same material the same number of times. Spaced retrieval (the Anki algorithm) compounds this effect.</w:t>
+              <w:t xml:space="preserve">Retrieving information from memory, even when you fail, produces stronger long-term retention than re-reading the same material the same number of times. Spaced retrieval (the Anki algorithm) compounds this effect.</w:t>
             </w:r>
           </w:p>
           <w:p>
@@ -5937,7 +5937,7 @@
                 <w:sz w:val="19"/>
                 <w:szCs w:val="19"/>
               </w:rPr>
-              <w:t xml:space="preserve">El efecto de prueba es uno de los hallazgos más replicados de la ciencia del aprendizaje. Recuperar información de la memoria — aunque falles — produce mejor retención a largo plazo que releer el mismo material. La recuperación espaciada (el algoritmo de Anki) multiplica este efecto.</w:t>
+              <w:t xml:space="preserve">El efecto de prueba es uno de los hallazgos más replicados de la ciencia del aprendizaje. Recuperar información de la memoria, aunque falles, produce mejor retención a largo plazo que releer el mismo material. La recuperación espaciada (el algoritmo de Anki) multiplica este efecto.</w:t>
             </w:r>
           </w:p>
           <w:p>
@@ -6035,7 +6035,7 @@
           <w:sz w:val="22"/>
           <w:szCs w:val="22"/>
         </w:rPr>
-        <w:t xml:space="preserve">Create a new deck — name it 'English' (or your target language).</w:t>
+        <w:t xml:space="preserve">Create a new deck, name it 'English' (or your target language).</w:t>
       </w:r>
     </w:p>
     <w:p>
@@ -6063,7 +6063,7 @@
           <w:sz w:val="19"/>
           <w:szCs w:val="19"/>
         </w:rPr>
-        <w:t xml:space="preserve">Crea un mazo nuevo — llámalo "English" (o tu idioma objetivo).</w:t>
+        <w:t xml:space="preserve">Crea un mazo nuevo, llámalo "English" (o tu idioma objetivo).</w:t>
       </w:r>
     </w:p>
     <w:p>
@@ -6176,7 +6176,7 @@
           <w:sz w:val="22"/>
           <w:szCs w:val="22"/>
         </w:rPr>
-        <w:t xml:space="preserve">Add cards manually for the first week to learn the format — then switch to CSV import once you understand the structure.</w:t>
+        <w:t xml:space="preserve">Add cards manually for the first week to learn the format, then switch to CSV import once you understand the structure.</w:t>
       </w:r>
     </w:p>
     <w:p>
@@ -6204,7 +6204,7 @@
           <w:sz w:val="19"/>
           <w:szCs w:val="19"/>
         </w:rPr>
-        <w:t xml:space="preserve">Agrega tarjetas a mano la primera semana para aprender el formato — luego cambia a importar CSV cuando entiendas la estructura.</w:t>
+        <w:t xml:space="preserve">Agrega tarjetas a mano la primera semana para aprender el formato, luego cambia a importar CSV cuando entiendas la estructura.</w:t>
       </w:r>
     </w:p>
     <w:p>
@@ -6280,7 +6280,7 @@
           <w:sz w:val="22"/>
           <w:szCs w:val="22"/>
         </w:rPr>
-        <w:t xml:space="preserve">Be honest with the difficulty rating. 'Easy' should be reserved for cards you got instantly — abusing it inflates intervals and you'll forget.</w:t>
+        <w:t xml:space="preserve">Be honest with the difficulty rating. 'Easy' should be reserved for cards you got instantly, abusing it inflates intervals and you'll forget.</w:t>
       </w:r>
     </w:p>
     <w:p>
@@ -6308,7 +6308,7 @@
           <w:sz w:val="19"/>
           <w:szCs w:val="19"/>
         </w:rPr>
-        <w:t xml:space="preserve">Sé honesto con la calificación. "Easy" es solo para tarjetas que sacaste instantáneamente — abusarlo infla los intervalos y vas a olvidar.</w:t>
+        <w:t xml:space="preserve">Sé honesto con la calificación. "Easy" es solo para tarjetas que sacaste instantáneamente, abusarlo infla los intervalos y vas a olvidar.</w:t>
       </w:r>
     </w:p>
     <w:p>
@@ -6327,7 +6327,7 @@
           <w:sz w:val="22"/>
           <w:szCs w:val="22"/>
         </w:rPr>
-        <w:t xml:space="preserve">If a card has been wrong 3+ times, edit it. The encoding is weak — add a stronger image or mnemonic.</w:t>
+        <w:t xml:space="preserve">If a card has been wrong 3+ times, edit it. The encoding is weak, add a stronger image or mnemonic.</w:t>
       </w:r>
     </w:p>
     <w:p>
@@ -6355,7 +6355,7 @@
           <w:sz w:val="19"/>
           <w:szCs w:val="19"/>
         </w:rPr>
-        <w:t xml:space="preserve">Si una tarjeta ha fallado 3+ veces, edítala. La codificación está débil — agrega una imagen o mnemotecnia más fuerte.</w:t>
+        <w:t xml:space="preserve">Si una tarjeta ha fallado 3+ veces, edítala. La codificación está débil, agrega una imagen o mnemotecnia más fuerte.</w:t>
       </w:r>
     </w:p>
     <w:p>
@@ -6531,7 +6531,7 @@
           <w:sz w:val="22"/>
           <w:szCs w:val="22"/>
         </w:rPr>
-        <w:t xml:space="preserve">Ignoring the 'mature card' statistics. Anki tells you which cards aren't sticking — fix those.</w:t>
+        <w:t xml:space="preserve">Ignoring the 'mature card' statistics. Anki tells you which cards aren't sticking, fix those.</w:t>
       </w:r>
     </w:p>
     <w:p>
@@ -6559,7 +6559,7 @@
           <w:sz w:val="19"/>
           <w:szCs w:val="19"/>
         </w:rPr>
-        <w:t xml:space="preserve">Ignorar las estadísticas de "tarjetas maduras." Anki te dice cuáles no están pegando — arréglalas.</w:t>
+        <w:t xml:space="preserve">Ignorar las estadísticas de "tarjetas maduras." Anki te dice cuáles no están pegando, arréglalas.</w:t>
       </w:r>
     </w:p>
     <w:tbl>
@@ -6723,7 +6723,7 @@
           <w:sz w:val="26"/>
           <w:szCs w:val="26"/>
         </w:rPr>
-        <w:t xml:space="preserve">The brain stores and retrieves language in chunks — short, statistically common sequences — not isolated words. Memorizing 'run' is fine; memorizing 'I have to run to the store' gives you both the word and the grammar that surrounds it, in one card.</w:t>
+        <w:t xml:space="preserve">The brain stores and retrieves language in chunks, short, statistically common sequences, not isolated words. Memorizing 'run' is fine; memorizing 'I have to run to the store' gives you both the word and the grammar that surrounds it, in one card.</w:t>
       </w:r>
     </w:p>
     <w:p>
@@ -6751,7 +6751,7 @@
           <w:sz w:val="21"/>
           <w:szCs w:val="21"/>
         </w:rPr>
-        <w:t xml:space="preserve">El cerebro guarda y recupera el lenguaje en "chunks" (bloques) — secuencias cortas y comunes — no en palabras aisladas. Memorizar "run" está bien; memorizar "I have to run to the store" te da la palabra Y la gramática alrededor, en una sola tarjeta.</w:t>
+        <w:t xml:space="preserve">El cerebro guarda y recupera el lenguaje en "chunks" (bloques), secuencias cortas y comunes, no en palabras aisladas. Memorizar "run" está bien; memorizar "I have to run to the store" te da la palabra Y la gramática alrededor, en una sola tarjeta.</w:t>
       </w:r>
     </w:p>
     <w:p>
@@ -6937,7 +6937,7 @@
           <w:sz w:val="22"/>
           <w:szCs w:val="22"/>
         </w:rPr>
-        <w:t xml:space="preserve">They reflect how language statistically appears in real speech — Zipfian distribution means a small number of chunks make up a large percentage of everyday talk.</w:t>
+        <w:t xml:space="preserve">They reflect how language statistically appears in real speech, Zipfian distribution means a small number of chunks make up a large percentage of everyday talk.</w:t>
       </w:r>
     </w:p>
     <w:p>
@@ -6965,7 +6965,7 @@
           <w:sz w:val="19"/>
           <w:szCs w:val="19"/>
         </w:rPr>
-        <w:t xml:space="preserve">Reflejan cómo aparece estadísticamente el lenguaje en el habla real — distribución Zipfiana: un número pequeño de chunks compone un gran porcentaje del habla diaria.</w:t>
+        <w:t xml:space="preserve">Reflejan cómo aparece estadísticamente el lenguaje en el habla real, distribución Zipfiana: un número pequeño de chunks compone un gran porcentaje del habla diaria.</w:t>
       </w:r>
     </w:p>
     <w:tbl>
@@ -7265,7 +7265,7 @@
           <w:sz w:val="22"/>
           <w:szCs w:val="22"/>
         </w:rPr>
-        <w:t xml:space="preserve">Add to Anki as chunks — front: situation in English. Back: chunk in target language + audio.</w:t>
+        <w:t xml:space="preserve">Add to Anki as chunks, front: situation in English. Back: chunk in target language + audio.</w:t>
       </w:r>
     </w:p>
     <w:p>
@@ -7293,7 +7293,7 @@
           <w:sz w:val="19"/>
           <w:szCs w:val="19"/>
         </w:rPr>
-        <w:t xml:space="preserve">Agrega a Anki como chunks — frente: situación. Reverso: chunk + audio.</w:t>
+        <w:t xml:space="preserve">Agrega a Anki como chunks, frente: situación. Reverso: chunk + audio.</w:t>
       </w:r>
     </w:p>
     <w:p>
@@ -8052,7 +8052,7 @@
                 <w:sz w:val="21"/>
                 <w:szCs w:val="21"/>
               </w:rPr>
-              <w:t xml:space="preserve">Krashen's Input Hypothesis argues that learners progress when exposed to language one step beyond their current level (i+1) — language they can mostly, but not entirely, understand. Decades of follow-up research support input as a core driver of acquisition.</w:t>
+              <w:t xml:space="preserve">Krashen's Input Hypothesis argues that learners progress when exposed to language one step beyond their current level (i+1), language they can mostly, but not entirely, understand. Decades of follow-up research support input as a core driver of acquisition.</w:t>
             </w:r>
           </w:p>
           <w:p>
@@ -8079,7 +8079,7 @@
                 <w:sz w:val="19"/>
                 <w:szCs w:val="19"/>
               </w:rPr>
-              <w:t xml:space="preserve">El input comprensible impulsa la adquisición subconsciente del lenguaje. La hipótesis de Krashen dice que progresas cuando te expones a lenguaje un paso arriba de tu nivel (i+1) — lenguaje que puedes entender en su mayoría, pero no del todo. Décadas de investigación posterior apoyan el input como motor central.</w:t>
+              <w:t xml:space="preserve">El input comprensible impulsa la adquisición subconsciente del lenguaje. La hipótesis de Krashen dice que progresas cuando te expones a lenguaje un paso arriba de tu nivel (i+1), lenguaje que puedes entender en su mayoría, pero no del todo. Décadas de investigación posterior apoyan el input como motor central.</w:t>
             </w:r>
           </w:p>
           <w:p>
@@ -9078,7 +9078,7 @@
                 <w:sz w:val="21"/>
                 <w:szCs w:val="21"/>
               </w:rPr>
-              <w:t xml:space="preserve">Pick one host you like. Stick with them — accent familiarity speeds acquisition.</w:t>
+              <w:t xml:space="preserve">Pick one host you like. Stick with them, accent familiarity speeds acquisition.</w:t>
             </w:r>
           </w:p>
           <w:p>
@@ -9102,7 +9102,7 @@
                 <w:sz w:val="19"/>
                 <w:szCs w:val="19"/>
               </w:rPr>
-              <w:t xml:space="preserve">Elige un presentador que te guste. Quédate con él — la familiaridad con el acento acelera la adquisición.</w:t>
+              <w:t xml:space="preserve">Elige un presentador que te guste. Quédate con él, la familiaridad con el acento acelera la adquisición.</w:t>
             </w:r>
           </w:p>
         </w:tc>
@@ -9546,7 +9546,7 @@
           <w:sz w:val="26"/>
           <w:szCs w:val="26"/>
         </w:rPr>
-        <w:t xml:space="preserve">Listening and reading build comprehension. Speaking and writing turn comprehension into fluency. Output forces your brain to convert vague recognition into precise production — and that's where the consolidation happens.</w:t>
+        <w:t xml:space="preserve">Listening and reading build comprehension. Speaking and writing turn comprehension into fluency. Output forces your brain to convert vague recognition into precise production, and that's where the consolidation happens.</w:t>
       </w:r>
     </w:p>
     <w:p>
@@ -9574,7 +9574,7 @@
           <w:sz w:val="21"/>
           <w:szCs w:val="21"/>
         </w:rPr>
-        <w:t xml:space="preserve">Escuchar y leer construyen comprensión. Hablar y escribir convierten la comprensión en fluidez. La producción obliga a tu cerebro a convertir reconocimiento vago en producción precisa — y ahí es donde sucede la consolidación.</w:t>
+        <w:t xml:space="preserve">Escuchar y leer construyen comprensión. Hablar y escribir convierten la comprensión en fluidez. La producción obliga a tu cerebro a convertir reconocimiento vago en producción precisa, y ahí es donde sucede la consolidación.</w:t>
       </w:r>
     </w:p>
     <w:tbl>
@@ -9655,7 +9655,7 @@
                 <w:sz w:val="21"/>
                 <w:szCs w:val="21"/>
               </w:rPr>
-              <w:t xml:space="preserve">Swain's Output Hypothesis argues that producing language pushes learners to notice what they don't yet know — gaps that comprehensible input alone won't reveal. Each act of struggling to produce a word strengthens both vocabulary and grammar.</w:t>
+              <w:t xml:space="preserve">Swain's Output Hypothesis argues that producing language pushes learners to notice what they don't yet know, gaps that comprehensible input alone won't reveal. Each act of struggling to produce a word strengthens both vocabulary and grammar.</w:t>
             </w:r>
           </w:p>
           <w:p>
@@ -9682,7 +9682,7 @@
                 <w:sz w:val="19"/>
                 <w:szCs w:val="19"/>
               </w:rPr>
-              <w:t xml:space="preserve">Producir output te obliga a "notar el hueco." La hipótesis de Swain dice que producir lenguaje te empuja a notar lo que aún no sabes — huecos que el input solo no revela. Cada vez que luchas por producir una palabra, refuerzas vocabulario y gramática.</w:t>
+              <w:t xml:space="preserve">Producir output te obliga a "notar el hueco." La hipótesis de Swain dice que producir lenguaje te empuja a notar lo que aún no sabes, huecos que el input solo no revela. Cada vez que luchas por producir una palabra, refuerzas vocabulario y gramática.</w:t>
             </w:r>
           </w:p>
           <w:p>
@@ -9801,7 +9801,7 @@
           <w:sz w:val="22"/>
           <w:szCs w:val="22"/>
         </w:rPr>
-        <w:t xml:space="preserve">Once a week, record 30–60 seconds in your target language. Phone voice memo is fine. Don't write a script. Listen back once. Notice mistakes — but don't re-record three times. The point is shipping, not perfection. By recording 10, you'll sound like a different person.</w:t>
+        <w:t xml:space="preserve">Once a week, record 30–60 seconds in your target language. Phone voice memo is fine. Don't write a script. Listen back once. Notice mistakes, but don't re-record three times. The point is shipping, not perfection. By recording 10, you'll sound like a different person.</w:t>
       </w:r>
     </w:p>
     <w:p>
@@ -9828,7 +9828,7 @@
           <w:sz w:val="20"/>
           <w:szCs w:val="20"/>
         </w:rPr>
-        <w:t xml:space="preserve">Una vez por semana, graba 30–60 segundos en inglés. Una nota de voz del celular sirve. No escribas guion. Escucha una vez. Nota errores — pero no regrabes tres veces. El punto es entregar, no perfeccionar. Para la grabación 10, vas a sonar diferente.</w:t>
+        <w:t xml:space="preserve">Una vez por semana, graba 30–60 segundos en inglés. Una nota de voz del celular sirve. No escribas guion. Escucha una vez. Nota errores, pero no regrabes tres veces. El punto es entregar, no perfeccionar. Para la grabación 10, vas a sonar diferente.</w:t>
       </w:r>
     </w:p>
     <w:p>
@@ -9858,7 +9858,7 @@
           <w:sz w:val="22"/>
           <w:szCs w:val="22"/>
         </w:rPr>
-        <w:t xml:space="preserve">Once you have ~3 months of vocabulary, find a conversation partner. Free options: HelloTalk, Tandem (text + voice exchange). Paid options: italki tutors at $5–15/hour. Use 'guardrails' — tell your partner exactly what you want to practice today (e.g., 'only ordering food today').</w:t>
+        <w:t xml:space="preserve">Once you have ~3 months of vocabulary, find a conversation partner. Free options: HelloTalk, Tandem (text + voice exchange). Paid options: italki tutors at $5–15/hour. Use 'guardrails', tell your partner exactly what you want to practice today (e.g., 'only ordering food today').</w:t>
       </w:r>
     </w:p>
     <w:p>
@@ -9885,7 +9885,7 @@
           <w:sz w:val="20"/>
           <w:szCs w:val="20"/>
         </w:rPr>
-        <w:t xml:space="preserve">Cuando tengas ~3 meses de vocabulario, busca un compañero de conversación. Gratis: HelloTalk, Tandem (texto + voz). Pagadas: tutores en italki por $5–15/hora. Usa "barreras" — dile a tu compañero exactamente qué quieres practicar hoy (ej., "solo pedir comida hoy").</w:t>
+        <w:t xml:space="preserve">Cuando tengas ~3 meses de vocabulario, busca un compañero de conversación. Gratis: HelloTalk, Tandem (texto + voz). Pagadas: tutores en italki por $5–15/hora. Usa "barreras", dile a tu compañero exactamente qué quieres practicar hoy (ej., "solo pedir comida hoy").</w:t>
       </w:r>
     </w:p>
     <w:tbl>
@@ -9966,7 +9966,7 @@
                 <w:sz w:val="21"/>
                 <w:szCs w:val="21"/>
               </w:rPr>
-              <w:t xml:space="preserve">The first time you hear yourself, you'll cringe. That's normal. Don't re-record. Notice one thing to improve next week and move on. The point is consistency — not the perfect recording.</w:t>
+              <w:t xml:space="preserve">The first time you hear yourself, you'll cringe. That's normal. Don't re-record. Notice one thing to improve next week and move on. The point is consistency, not the perfect recording.</w:t>
             </w:r>
           </w:p>
           <w:p>
@@ -9993,7 +9993,7 @@
                 <w:sz w:val="19"/>
                 <w:szCs w:val="19"/>
               </w:rPr>
-              <w:t xml:space="preserve">Escucha tu propia grabación exactamente una vez. La primera vez que te oigas, vas a sentir vergüenza. Es normal. No regrabes. Nota una cosa que mejorar la próxima semana y sigue adelante. El punto es consistencia — no la grabación perfecta.</w:t>
+              <w:t xml:space="preserve">Escucha tu propia grabación exactamente una vez. La primera vez que te oigas, vas a sentir vergüenza. Es normal. No regrabes. Nota una cosa que mejorar la próxima semana y sigue adelante. El punto es consistencia, no la grabación perfecta.</w:t>
             </w:r>
           </w:p>
         </w:tc>
@@ -10114,7 +10114,7 @@
                 <w:sz w:val="22"/>
                 <w:szCs w:val="22"/>
               </w:rPr>
-              <w:t xml:space="preserve">Generate decks and drills — not endless conversation.</w:t>
+              <w:t xml:space="preserve">Generate decks and drills, not endless conversation.</w:t>
             </w:r>
           </w:p>
           <w:p>
@@ -10127,7 +10127,7 @@
                 <w:sz w:val="20"/>
                 <w:szCs w:val="20"/>
               </w:rPr>
-              <w:t xml:space="preserve">Genera mazos y ejercicios — no conversación interminable.</w:t>
+              <w:t xml:space="preserve">Genera mazos y ejercicios, no conversación interminable.</w:t>
             </w:r>
           </w:p>
         </w:tc>
@@ -10568,7 +10568,7 @@
           <w:sz w:val="22"/>
           <w:szCs w:val="22"/>
         </w:rPr>
-        <w:t xml:space="preserve">Cultural and pragmatic nuance — registers, dialects, real conversational rhythm.</w:t>
+        <w:t xml:space="preserve">Cultural and pragmatic nuance, registers, dialects, real conversational rhythm.</w:t>
       </w:r>
     </w:p>
     <w:p>
@@ -10596,7 +10596,7 @@
           <w:sz w:val="19"/>
           <w:szCs w:val="19"/>
         </w:rPr>
-        <w:t xml:space="preserve">Matices culturales y pragmáticos — registros, dialectos, ritmo real de conversación.</w:t>
+        <w:t xml:space="preserve">Matices culturales y pragmáticos, registros, dialectos, ritmo real de conversación.</w:t>
       </w:r>
     </w:p>
     <w:p>
@@ -11323,7 +11323,7 @@
           <w:sz w:val="22"/>
           <w:szCs w:val="22"/>
         </w:rPr>
-        <w:t xml:space="preserve">Pull your Anki statistics. How many cards are mature? What's your retention rate? Which cards have failed 5+ times — fix those encodings.</w:t>
+        <w:t xml:space="preserve">Pull your Anki statistics. How many cards are mature? What's your retention rate? Which cards have failed 5+ times, fix those encodings.</w:t>
       </w:r>
     </w:p>
     <w:p>
@@ -11351,7 +11351,7 @@
           <w:sz w:val="19"/>
           <w:szCs w:val="19"/>
         </w:rPr>
-        <w:t xml:space="preserve">Saca tus estadísticas de Anki. ¿Cuántas tarjetas están maduras? ¿Cuál es tu tasa de retención? ¿Cuáles tarjetas han fallado 5+ veces — arregla esa codificación.</w:t>
+        <w:t xml:space="preserve">Saca tus estadísticas de Anki. ¿Cuántas tarjetas están maduras? ¿Cuál es tu tasa de retención? ¿Cuáles tarjetas han fallado 5+ veces, arregla esa codificación.</w:t>
       </w:r>
     </w:p>
     <w:p>
@@ -11464,7 +11464,7 @@
           <w:sz w:val="22"/>
           <w:szCs w:val="22"/>
         </w:rPr>
-        <w:t xml:space="preserve">Pull out your last quarter's goal. Did you reach it? If not, why not — was it the goal, the method, or the schedule?</w:t>
+        <w:t xml:space="preserve">Pull out your last quarter's goal. Did you reach it? If not, why not, was it the goal, the method, or the schedule?</w:t>
       </w:r>
     </w:p>
     <w:p>
@@ -11492,7 +11492,7 @@
           <w:sz w:val="19"/>
           <w:szCs w:val="19"/>
         </w:rPr>
-        <w:t xml:space="preserve">Saca la meta del trimestre pasado. ¿La lograste? Si no — ¿fue la meta, el método, o el horario?</w:t>
+        <w:t xml:space="preserve">Saca la meta del trimestre pasado. ¿La lograste? Si no, ¿fue la meta, el método, o el horario?</w:t>
       </w:r>
     </w:p>
     <w:p>
@@ -11667,7 +11667,7 @@
                 <w:sz w:val="21"/>
                 <w:szCs w:val="21"/>
               </w:rPr>
-              <w:t xml:space="preserve">Zimmerman's self-regulated learning research shows that the reflection phase — explicitly evaluating progress and adjusting strategy — is what separates expert learners from the rest. Without it, you don't know what's working.</w:t>
+              <w:t xml:space="preserve">Zimmerman's self-regulated learning research shows that the reflection phase, explicitly evaluating progress and adjusting strategy, is what separates expert learners from the rest. Without it, you don't know what's working.</w:t>
             </w:r>
           </w:p>
           <w:p>
@@ -11694,7 +11694,7 @@
                 <w:sz w:val="19"/>
                 <w:szCs w:val="19"/>
               </w:rPr>
-              <w:t xml:space="preserve">El auto-monitoreo y la reflexión generan ganancias de aprendizaje a largo plazo. La investigación de Zimmerman muestra que la fase de reflexión — evaluar progreso explícitamente y ajustar estrategia — es lo que separa a los expertos del resto. Sin ella, no sabes qué está funcionando.</w:t>
+              <w:t xml:space="preserve">El auto-monitoreo y la reflexión generan ganancias de aprendizaje a largo plazo. La investigación de Zimmerman muestra que la fase de reflexión, evaluar progreso explícitamente y ajustar estrategia, es lo que separa a los expertos del resto. Sin ella, no sabes qué está funcionando.</w:t>
             </w:r>
           </w:p>
           <w:p>
@@ -11742,7 +11742,7 @@
           <w:sz w:val="22"/>
           <w:szCs w:val="22"/>
         </w:rPr>
-        <w:t xml:space="preserve">Sleep — the most important variable nobody talks about · Sueño — la variable más importante de la que nadie habla</w:t>
+        <w:t xml:space="preserve">Sleep, the most important variable nobody talks about · Sueño, la variable más importante de la que nadie habla</w:t>
       </w:r>
     </w:p>
     <w:p>
@@ -11937,7 +11937,7 @@
           <w:sz w:val="22"/>
           <w:szCs w:val="22"/>
         </w:rPr>
-        <w:t xml:space="preserve">Brain performance is sensitive to hydration and stable blood glucose. Drink water before each session. If possible, study while doing light exercise — walking with audio input, reviewing Anki on a stationary bike. Multiple studies suggest dual-task light exercise can enhance retention.</w:t>
+        <w:t xml:space="preserve">Brain performance is sensitive to hydration and stable blood glucose. Drink water before each session. If possible, study while doing light exercise, walking with audio input, reviewing Anki on a stationary bike. Multiple studies suggest dual-task light exercise can enhance retention.</w:t>
       </w:r>
     </w:p>
     <w:p>
@@ -11964,7 +11964,7 @@
           <w:sz w:val="20"/>
           <w:szCs w:val="20"/>
         </w:rPr>
-        <w:t xml:space="preserve">El rendimiento cerebral es sensible a la hidratación y a la glucosa estable. Toma agua antes de cada sesión. Si puedes, estudia haciendo ejercicio ligero — caminando con audio, repasando Anki en bici estacionaria. Estudios sugieren que la doble tarea con ejercicio ligero mejora la retención.</w:t>
+        <w:t xml:space="preserve">El rendimiento cerebral es sensible a la hidratación y a la glucosa estable. Toma agua antes de cada sesión. Si puedes, estudia haciendo ejercicio ligero, caminando con audio, repasando Anki en bici estacionaria. Estudios sugieren que la doble tarea con ejercicio ligero mejora la retención.</w:t>
       </w:r>
     </w:p>
     <w:p>
@@ -12051,7 +12051,7 @@
           <w:sz w:val="26"/>
           <w:szCs w:val="26"/>
         </w:rPr>
-        <w:t xml:space="preserve">Show up small. Show up often. The hardest part is starting — and you've already started.</w:t>
+        <w:t xml:space="preserve">Show up small. Show up often. The hardest part is starting, and you've already started.</w:t>
       </w:r>
     </w:p>
     <w:p>
@@ -12079,7 +12079,7 @@
           <w:sz w:val="21"/>
           <w:szCs w:val="21"/>
         </w:rPr>
-        <w:t xml:space="preserve">Aparece en chico. Aparece seguido. La parte más difícil es empezar — y tú ya empezaste.</w:t>
+        <w:t xml:space="preserve">Aparece en chico. Aparece seguido. La parte más difícil es empezar, y tú ya empezaste.</w:t>
       </w:r>
     </w:p>
     <w:p>
